--- a/src/content/bios/Keenleyside-HL 2016.docx
+++ b/src/content/bios/Keenleyside-HL 2016.docx
@@ -6441,7 +6441,7 @@
             <w:szCs w:val="24"/>
             <w:u w:val="none"/>
           </w:rPr>
-          <w:t>http://pubs.aina.ucalgary.ca/arctic/ Arctic43-1-80.pdf</w:t>
+          <w:t>http://pubs.aina.ucalgary.ca/arctic/Arctic43-1-80.pdf</w:t>
         </w:r>
       </w:hyperlink>
       <w:r>
